--- a/云平台远程连接接口文档.docx
+++ b/云平台远程连接接口文档.docx
@@ -1093,6 +1093,65 @@
           <w:sz w:val="24"/>
         </w:rPr>
         <w:t>说明：start：车端依次执行 启动路径跟踪→复位→加载地图→选模式→开工(约2~3秒)；stop：停止任务并复位，随后关闭路径跟踪节点</w:t>
+      </w:r>
+    </w:p>
+    <w:p>
+      <w:pPr>
+        <w:pStyle w:val="Heading2"/>
+      </w:pPr>
+      <w:r>
+        <w:rPr>
+          <w:color w:val="FFFF00"/>
+        </w:rPr>
+        <w:t>2.4 定位初始化</w:t>
+      </w:r>
+    </w:p>
+    <w:p>
+      <w:r>
+        <w:rPr>
+          <w:color w:val="FFFF00"/>
+        </w:rPr>
+        <w:t>MQTT主题：mower/{设备ID}/cmd/init_location</w:t>
+      </w:r>
+    </w:p>
+    <w:p>
+      <w:r>
+        <w:rPr>
+          <w:color w:val="FFFF00"/>
+        </w:rPr>
+        <w:t>示例：</w:t>
+      </w:r>
+    </w:p>
+    <w:p>
+      <w:r>
+        <w:rPr>
+          <w:color w:val="FFFF00"/>
+        </w:rPr>
+        <w:t>{"action": "request"}</w:t>
+      </w:r>
+    </w:p>
+    <w:p>
+      <w:r>
+        <w:rPr>
+          <w:color w:val="FFFF00"/>
+        </w:rPr>
+        <w:t>{"action": "confirm"}</w:t>
+      </w:r>
+    </w:p>
+    <w:p>
+      <w:r>
+        <w:rPr>
+          <w:color w:val="FFFF00"/>
+        </w:rPr>
+        <w:t>{"action": "cancel"}</w:t>
+      </w:r>
+    </w:p>
+    <w:p>
+      <w:r>
+        <w:rPr>
+          <w:color w:val="FFFF00"/>
+        </w:rPr>
+        <w:t>说明：request=请求定位初始化，车端进入等待确认状态并上报 /init_request=true；confirm=确认后开始走8字形；cancel=取消初始化请求。</w:t>
       </w:r>
     </w:p>
     <w:p>
@@ -2344,6 +2403,54 @@
       </w:r>
     </w:p>
     <w:p>
+      <w:r>
+        <w:rPr>
+          <w:color w:val="FFFF00"/>
+        </w:rPr>
+        <w:t>请求定位初始化：</w:t>
+      </w:r>
+    </w:p>
+    <w:p>
+      <w:r>
+        <w:rPr>
+          <w:color w:val="FFFF00"/>
+        </w:rPr>
+        <w:t>mosquitto_pub -h &lt;broker&gt; -t 'mower/mower_001/cmd/init_location' -m '{"action":"request"}'</w:t>
+      </w:r>
+    </w:p>
+    <w:p>
+      <w:r>
+        <w:rPr>
+          <w:color w:val="FFFF00"/>
+        </w:rPr>
+        <w:t>确认定位初始化（车辆开始走8字形）：</w:t>
+      </w:r>
+    </w:p>
+    <w:p>
+      <w:r>
+        <w:rPr>
+          <w:color w:val="FFFF00"/>
+        </w:rPr>
+        <w:t>mosquitto_pub -h &lt;broker&gt; -t 'mower/mower_001/cmd/init_location' -m '{"action":"confirm"}'</w:t>
+      </w:r>
+    </w:p>
+    <w:p>
+      <w:r>
+        <w:rPr>
+          <w:color w:val="FFFF00"/>
+        </w:rPr>
+        <w:t>取消定位初始化：</w:t>
+      </w:r>
+    </w:p>
+    <w:p>
+      <w:r>
+        <w:rPr>
+          <w:color w:val="FFFF00"/>
+        </w:rPr>
+        <w:t>mosquitto_pub -h &lt;broker&gt; -t 'mower/mower_001/cmd/init_location' -m '{"action":"cancel"}'</w:t>
+      </w:r>
+    </w:p>
+    <w:p>
       <w:pPr>
         <w:pStyle w:val="Heading1"/>
       </w:pPr>

--- a/云平台远程连接接口文档.docx
+++ b/云平台远程连接接口文档.docx
@@ -23,7 +23,18 @@
           <w:b w:val="0"/>
           <w:sz w:val="21"/>
         </w:rPr>
-        <w:t>版本 V1.0    适用：车端 cloud_bridge 节点（ROS1）与云平台对接</w:t>
+        <w:t>版本 V1.1    适用：车端 cloud_bridge 节点（ROS1）与云平台对接</w:t>
+      </w:r>
+    </w:p>
+    <w:p>
+      <w:r>
+        <w:rPr>
+          <w:rFonts w:ascii="Times New Roman" w:hAnsi="Times New Roman" w:eastAsia="宋体"/>
+          <w:b w:val="0"/>
+          <w:color w:val="0070C0"/>
+          <w:sz w:val="21"/>
+        </w:rPr>
+        <w:t>2026-09-20 更新：新增建图相关接口（cmd/mapping、state/mapping、state/map_list）及定位初始化接口（cmd/init_location），蓝色字体为新增协议，红色字体为已删除协议。</w:t>
       </w:r>
     </w:p>
     <w:p>
@@ -1101,7 +1112,10 @@
       </w:pPr>
       <w:r>
         <w:rPr>
-          <w:color w:val="FFFF00"/>
+          <w:rFonts w:ascii="Times New Roman" w:hAnsi="Times New Roman" w:eastAsia="宋体"/>
+          <w:b/>
+          <w:color w:val="000000"/>
+          <w:sz w:val="28"/>
         </w:rPr>
         <w:t>2.4 定位初始化</w:t>
       </w:r>
@@ -1109,7 +1123,10 @@
     <w:p>
       <w:r>
         <w:rPr>
-          <w:color w:val="FFFF00"/>
+          <w:rFonts w:ascii="Times New Roman" w:hAnsi="Times New Roman" w:eastAsia="宋体"/>
+          <w:b/>
+          <w:color w:val="0070C0"/>
+          <w:sz w:val="24"/>
         </w:rPr>
         <w:t>MQTT主题：mower/{设备ID}/cmd/init_location</w:t>
       </w:r>
@@ -1117,7 +1134,10 @@
     <w:p>
       <w:r>
         <w:rPr>
-          <w:color w:val="FFFF00"/>
+          <w:rFonts w:ascii="Times New Roman" w:hAnsi="Times New Roman" w:eastAsia="宋体"/>
+          <w:b w:val="0"/>
+          <w:color w:val="0070C0"/>
+          <w:sz w:val="24"/>
         </w:rPr>
         <w:t>示例：</w:t>
       </w:r>
@@ -1125,33 +1145,437 @@
     <w:p>
       <w:r>
         <w:rPr>
-          <w:color w:val="FFFF00"/>
+          <w:rFonts w:ascii="Consolas" w:hAnsi="Consolas" w:eastAsia="宋体"/>
+          <w:color w:val="0070C0"/>
+          <w:sz w:val="20"/>
         </w:rPr>
         <w:t>{"action": "request"}</w:t>
+      </w:r>
+    </w:p>
+    <w:tbl>
+      <w:tblPr>
+        <w:tblStyle w:val="TableGrid"/>
+        <w:tblW w:type="auto" w:w="0"/>
+        <w:jc w:val="center"/>
+        <w:tblLook w:firstColumn="1" w:firstRow="1" w:lastColumn="0" w:lastRow="0" w:noHBand="0" w:noVBand="1" w:val="04A0"/>
+      </w:tblPr>
+      <w:tblGrid>
+        <w:gridCol w:w="2160"/>
+        <w:gridCol w:w="2160"/>
+        <w:gridCol w:w="2160"/>
+        <w:gridCol w:w="2160"/>
+      </w:tblGrid>
+      <w:tr>
+        <w:tc>
+          <w:tcPr>
+            <w:tcW w:type="dxa" w:w="2160"/>
+          </w:tcPr>
+          <w:p>
+            <w:r>
+              <w:rPr>
+                <w:rFonts w:ascii="Times New Roman" w:hAnsi="Times New Roman" w:eastAsia="宋体"/>
+                <w:b/>
+                <w:color w:val="0070C0"/>
+                <w:sz w:val="20"/>
+              </w:rPr>
+              <w:t>字段</w:t>
+            </w:r>
+          </w:p>
+        </w:tc>
+        <w:tc>
+          <w:tcPr>
+            <w:tcW w:type="dxa" w:w="2160"/>
+          </w:tcPr>
+          <w:p>
+            <w:r>
+              <w:rPr>
+                <w:rFonts w:ascii="Times New Roman" w:hAnsi="Times New Roman" w:eastAsia="宋体"/>
+                <w:b/>
+                <w:color w:val="0070C0"/>
+                <w:sz w:val="20"/>
+              </w:rPr>
+              <w:t>类型</w:t>
+            </w:r>
+          </w:p>
+        </w:tc>
+        <w:tc>
+          <w:tcPr>
+            <w:tcW w:type="dxa" w:w="2160"/>
+          </w:tcPr>
+          <w:p>
+            <w:r>
+              <w:rPr>
+                <w:rFonts w:ascii="Times New Roman" w:hAnsi="Times New Roman" w:eastAsia="宋体"/>
+                <w:b/>
+                <w:color w:val="0070C0"/>
+                <w:sz w:val="20"/>
+              </w:rPr>
+              <w:t>取值范围</w:t>
+            </w:r>
+          </w:p>
+        </w:tc>
+        <w:tc>
+          <w:tcPr>
+            <w:tcW w:type="dxa" w:w="2160"/>
+          </w:tcPr>
+          <w:p>
+            <w:r>
+              <w:rPr>
+                <w:rFonts w:ascii="Times New Roman" w:hAnsi="Times New Roman" w:eastAsia="宋体"/>
+                <w:b/>
+                <w:color w:val="0070C0"/>
+                <w:sz w:val="20"/>
+              </w:rPr>
+              <w:t>说明</w:t>
+            </w:r>
+          </w:p>
+        </w:tc>
+      </w:tr>
+      <w:tr>
+        <w:tc>
+          <w:tcPr>
+            <w:tcW w:type="dxa" w:w="2160"/>
+          </w:tcPr>
+          <w:p>
+            <w:r>
+              <w:rPr>
+                <w:rFonts w:ascii="Times New Roman" w:hAnsi="Times New Roman" w:eastAsia="宋体"/>
+                <w:b w:val="0"/>
+                <w:color w:val="0070C0"/>
+                <w:sz w:val="20"/>
+              </w:rPr>
+              <w:t>action</w:t>
+            </w:r>
+          </w:p>
+        </w:tc>
+        <w:tc>
+          <w:tcPr>
+            <w:tcW w:type="dxa" w:w="2160"/>
+          </w:tcPr>
+          <w:p>
+            <w:r>
+              <w:rPr>
+                <w:rFonts w:ascii="Times New Roman" w:hAnsi="Times New Roman" w:eastAsia="宋体"/>
+                <w:b w:val="0"/>
+                <w:color w:val="0070C0"/>
+                <w:sz w:val="20"/>
+              </w:rPr>
+              <w:t>string</w:t>
+            </w:r>
+          </w:p>
+        </w:tc>
+        <w:tc>
+          <w:tcPr>
+            <w:tcW w:type="dxa" w:w="2160"/>
+          </w:tcPr>
+          <w:p>
+            <w:r>
+              <w:rPr>
+                <w:rFonts w:ascii="Times New Roman" w:hAnsi="Times New Roman" w:eastAsia="宋体"/>
+                <w:b w:val="0"/>
+                <w:color w:val="0070C0"/>
+                <w:sz w:val="20"/>
+              </w:rPr>
+              <w:t>request/confirm/cancel</w:t>
+            </w:r>
+          </w:p>
+        </w:tc>
+        <w:tc>
+          <w:tcPr>
+            <w:tcW w:type="dxa" w:w="2160"/>
+          </w:tcPr>
+          <w:p>
+            <w:r>
+              <w:rPr>
+                <w:rFonts w:ascii="Times New Roman" w:hAnsi="Times New Roman" w:eastAsia="宋体"/>
+                <w:b w:val="0"/>
+                <w:color w:val="0070C0"/>
+                <w:sz w:val="20"/>
+              </w:rPr>
+              <w:t>request=请求定位初始化；confirm=确认（车辆开始走8字形动作）；cancel=取消</w:t>
+            </w:r>
+          </w:p>
+        </w:tc>
+      </w:tr>
+    </w:tbl>
+    <w:p>
+      <w:r>
+        <w:rPr>
+          <w:rFonts w:ascii="Times New Roman" w:hAnsi="Times New Roman" w:eastAsia="宋体"/>
+          <w:b w:val="0"/>
+          <w:color w:val="0070C0"/>
+          <w:sz w:val="24"/>
+        </w:rPr>
+        <w:t>说明：云平台下发request并确认场地安全后再下发confirm，车辆才开始走8字形；初始化过程中可随时cancel</w:t>
+      </w:r>
+    </w:p>
+    <w:p>
+      <w:pPr>
+        <w:pStyle w:val="Heading2"/>
+      </w:pPr>
+      <w:r>
+        <w:rPr>
+          <w:rFonts w:ascii="Times New Roman" w:hAnsi="Times New Roman" w:eastAsia="宋体"/>
+          <w:b/>
+          <w:color w:val="000000"/>
+          <w:sz w:val="28"/>
+        </w:rPr>
+        <w:t>2.5 建图控制</w:t>
       </w:r>
     </w:p>
     <w:p>
       <w:r>
         <w:rPr>
-          <w:color w:val="FFFF00"/>
+          <w:rFonts w:ascii="Times New Roman" w:hAnsi="Times New Roman" w:eastAsia="宋体"/>
+          <w:b/>
+          <w:color w:val="0070C0"/>
+          <w:sz w:val="24"/>
         </w:rPr>
-        <w:t>{"action": "confirm"}</w:t>
+        <w:t>MQTT主题：mower/{设备ID}/cmd/mapping</w:t>
       </w:r>
     </w:p>
     <w:p>
       <w:r>
         <w:rPr>
-          <w:color w:val="FFFF00"/>
+          <w:rFonts w:ascii="Times New Roman" w:hAnsi="Times New Roman" w:eastAsia="宋体"/>
+          <w:b w:val="0"/>
+          <w:color w:val="0070C0"/>
+          <w:sz w:val="24"/>
         </w:rPr>
-        <w:t>{"action": "cancel"}</w:t>
+        <w:t>示例：</w:t>
       </w:r>
     </w:p>
     <w:p>
       <w:r>
         <w:rPr>
-          <w:color w:val="FFFF00"/>
+          <w:rFonts w:ascii="Consolas" w:hAnsi="Consolas" w:eastAsia="宋体"/>
+          <w:color w:val="0070C0"/>
+          <w:sz w:val="20"/>
         </w:rPr>
-        <w:t>说明：request=请求定位初始化，车端进入等待确认状态并上报 /init_request=true；confirm=确认后开始走8字形；cancel=取消初始化请求。</w:t>
+        <w:t>{"action": "enter"}</w:t>
+      </w:r>
+    </w:p>
+    <w:tbl>
+      <w:tblPr>
+        <w:tblStyle w:val="TableGrid"/>
+        <w:tblW w:type="auto" w:w="0"/>
+        <w:jc w:val="center"/>
+        <w:tblLook w:firstColumn="1" w:firstRow="1" w:lastColumn="0" w:lastRow="0" w:noHBand="0" w:noVBand="1" w:val="04A0"/>
+      </w:tblPr>
+      <w:tblGrid>
+        <w:gridCol w:w="2160"/>
+        <w:gridCol w:w="2160"/>
+        <w:gridCol w:w="2160"/>
+        <w:gridCol w:w="2160"/>
+      </w:tblGrid>
+      <w:tr>
+        <w:tc>
+          <w:tcPr>
+            <w:tcW w:type="dxa" w:w="2160"/>
+          </w:tcPr>
+          <w:p>
+            <w:r>
+              <w:rPr>
+                <w:rFonts w:ascii="Times New Roman" w:hAnsi="Times New Roman" w:eastAsia="宋体"/>
+                <w:b/>
+                <w:color w:val="0070C0"/>
+                <w:sz w:val="20"/>
+              </w:rPr>
+              <w:t>字段</w:t>
+            </w:r>
+          </w:p>
+        </w:tc>
+        <w:tc>
+          <w:tcPr>
+            <w:tcW w:type="dxa" w:w="2160"/>
+          </w:tcPr>
+          <w:p>
+            <w:r>
+              <w:rPr>
+                <w:rFonts w:ascii="Times New Roman" w:hAnsi="Times New Roman" w:eastAsia="宋体"/>
+                <w:b/>
+                <w:color w:val="0070C0"/>
+                <w:sz w:val="20"/>
+              </w:rPr>
+              <w:t>类型</w:t>
+            </w:r>
+          </w:p>
+        </w:tc>
+        <w:tc>
+          <w:tcPr>
+            <w:tcW w:type="dxa" w:w="2160"/>
+          </w:tcPr>
+          <w:p>
+            <w:r>
+              <w:rPr>
+                <w:rFonts w:ascii="Times New Roman" w:hAnsi="Times New Roman" w:eastAsia="宋体"/>
+                <w:b/>
+                <w:color w:val="0070C0"/>
+                <w:sz w:val="20"/>
+              </w:rPr>
+              <w:t>取值范围</w:t>
+            </w:r>
+          </w:p>
+        </w:tc>
+        <w:tc>
+          <w:tcPr>
+            <w:tcW w:type="dxa" w:w="2160"/>
+          </w:tcPr>
+          <w:p>
+            <w:r>
+              <w:rPr>
+                <w:rFonts w:ascii="Times New Roman" w:hAnsi="Times New Roman" w:eastAsia="宋体"/>
+                <w:b/>
+                <w:color w:val="0070C0"/>
+                <w:sz w:val="20"/>
+              </w:rPr>
+              <w:t>说明</w:t>
+            </w:r>
+          </w:p>
+        </w:tc>
+      </w:tr>
+      <w:tr>
+        <w:tc>
+          <w:tcPr>
+            <w:tcW w:type="dxa" w:w="2160"/>
+          </w:tcPr>
+          <w:p>
+            <w:r>
+              <w:rPr>
+                <w:rFonts w:ascii="Times New Roman" w:hAnsi="Times New Roman" w:eastAsia="宋体"/>
+                <w:b w:val="0"/>
+                <w:color w:val="0070C0"/>
+                <w:sz w:val="20"/>
+              </w:rPr>
+              <w:t>action</w:t>
+            </w:r>
+          </w:p>
+        </w:tc>
+        <w:tc>
+          <w:tcPr>
+            <w:tcW w:type="dxa" w:w="2160"/>
+          </w:tcPr>
+          <w:p>
+            <w:r>
+              <w:rPr>
+                <w:rFonts w:ascii="Times New Roman" w:hAnsi="Times New Roman" w:eastAsia="宋体"/>
+                <w:b w:val="0"/>
+                <w:color w:val="0070C0"/>
+                <w:sz w:val="20"/>
+              </w:rPr>
+              <w:t>string</w:t>
+            </w:r>
+          </w:p>
+        </w:tc>
+        <w:tc>
+          <w:tcPr>
+            <w:tcW w:type="dxa" w:w="2160"/>
+          </w:tcPr>
+          <w:p>
+            <w:r>
+              <w:rPr>
+                <w:rFonts w:ascii="Times New Roman" w:hAnsi="Times New Roman" w:eastAsia="宋体"/>
+                <w:b w:val="0"/>
+                <w:color w:val="0070C0"/>
+                <w:sz w:val="20"/>
+              </w:rPr>
+              <w:t>enter/start_boundary/stop_boundary/start_obstacle/stop_obstacle/start_parking/stop_parking/start_path/stop_path/save/delete/list/reset</w:t>
+            </w:r>
+          </w:p>
+        </w:tc>
+        <w:tc>
+          <w:tcPr>
+            <w:tcW w:type="dxa" w:w="2160"/>
+          </w:tcPr>
+          <w:p>
+            <w:r>
+              <w:rPr>
+                <w:rFonts w:ascii="Times New Roman" w:hAnsi="Times New Roman" w:eastAsia="宋体"/>
+                <w:b w:val="0"/>
+                <w:color w:val="0070C0"/>
+                <w:sz w:val="20"/>
+              </w:rPr>
+              <w:t>建图操作，详见下方说明</w:t>
+            </w:r>
+          </w:p>
+        </w:tc>
+      </w:tr>
+      <w:tr>
+        <w:tc>
+          <w:tcPr>
+            <w:tcW w:type="dxa" w:w="2160"/>
+          </w:tcPr>
+          <w:p>
+            <w:r>
+              <w:rPr>
+                <w:rFonts w:ascii="Times New Roman" w:hAnsi="Times New Roman" w:eastAsia="宋体"/>
+                <w:b w:val="0"/>
+                <w:color w:val="0070C0"/>
+                <w:sz w:val="20"/>
+              </w:rPr>
+              <w:t>map_name</w:t>
+            </w:r>
+          </w:p>
+        </w:tc>
+        <w:tc>
+          <w:tcPr>
+            <w:tcW w:type="dxa" w:w="2160"/>
+          </w:tcPr>
+          <w:p>
+            <w:r>
+              <w:rPr>
+                <w:rFonts w:ascii="Times New Roman" w:hAnsi="Times New Roman" w:eastAsia="宋体"/>
+                <w:b w:val="0"/>
+                <w:color w:val="0070C0"/>
+                <w:sz w:val="20"/>
+              </w:rPr>
+              <w:t>string(save/delete时)</w:t>
+            </w:r>
+          </w:p>
+        </w:tc>
+        <w:tc>
+          <w:tcPr>
+            <w:tcW w:type="dxa" w:w="2160"/>
+          </w:tcPr>
+          <w:p>
+            <w:r>
+              <w:rPr>
+                <w:rFonts w:ascii="Times New Roman" w:hAnsi="Times New Roman" w:eastAsia="宋体"/>
+                <w:b w:val="0"/>
+                <w:color w:val="0070C0"/>
+                <w:sz w:val="20"/>
+              </w:rPr>
+              <w:t>不能含 / 和 ..</w:t>
+            </w:r>
+          </w:p>
+        </w:tc>
+        <w:tc>
+          <w:tcPr>
+            <w:tcW w:type="dxa" w:w="2160"/>
+          </w:tcPr>
+          <w:p>
+            <w:r>
+              <w:rPr>
+                <w:rFonts w:ascii="Times New Roman" w:hAnsi="Times New Roman" w:eastAsia="宋体"/>
+                <w:b w:val="0"/>
+                <w:color w:val="0070C0"/>
+                <w:sz w:val="20"/>
+              </w:rPr>
+              <w:t>要保存或删除的地图名</w:t>
+            </w:r>
+          </w:p>
+        </w:tc>
+      </w:tr>
+    </w:tbl>
+    <w:p>
+      <w:r>
+        <w:rPr>
+          <w:rFonts w:ascii="Times New Roman" w:hAnsi="Times New Roman" w:eastAsia="宋体"/>
+          <w:b w:val="0"/>
+          <w:color w:val="0070C0"/>
+          <w:sz w:val="24"/>
+        </w:rPr>
+        <w:t>说明：建图过程中车辆完全由云平台遥控（cmd/move），建图页面需集成遥控功能。建图流程：① 下发 enter 进入建图模式（车端发 m_mode 通知雷达/RTK准备，随后定位坐标会被外部系统归零为(0,0,0)）；② 观察 state/mapping，等定位状态有效(state为1/2/5)且 x、y 归零到(0,0)附近后，下发 start_boundary；③ 遥控车沿边界行驶，云平台用 state/mapping 轨迹流实时描边；④ 到终点下发 stop_boundary，如需障碍物/停车位/连接路径按需重复 start/stop；⑤ 下发 save 保存地图，保存后本次建图会话结束。注意：录制过程中请勿下发 blade/task 等其他指令，否则车端会中断当前录制</w:t>
       </w:r>
     </w:p>
     <w:p>
@@ -1772,6 +2196,535 @@
     </w:tbl>
     <w:p>
       <w:pPr>
+        <w:pStyle w:val="Heading2"/>
+      </w:pPr>
+      <w:r>
+        <w:rPr>
+          <w:rFonts w:ascii="Times New Roman" w:hAnsi="Times New Roman" w:eastAsia="宋体"/>
+          <w:b/>
+          <w:color w:val="000000"/>
+          <w:sz w:val="28"/>
+        </w:rPr>
+        <w:t>3.3 建图轨迹</w:t>
+      </w:r>
+    </w:p>
+    <w:p>
+      <w:r>
+        <w:rPr>
+          <w:rFonts w:ascii="Times New Roman" w:hAnsi="Times New Roman" w:eastAsia="宋体"/>
+          <w:b/>
+          <w:color w:val="0070C0"/>
+          <w:sz w:val="24"/>
+        </w:rPr>
+        <w:t>MQTT主题：mower/{设备ID}/state/mapping    频率：与 state/location 相同(默认10Hz)，仅建图会话期间上报</w:t>
+      </w:r>
+    </w:p>
+    <w:p>
+      <w:r>
+        <w:rPr>
+          <w:rFonts w:ascii="Times New Roman" w:hAnsi="Times New Roman" w:eastAsia="宋体"/>
+          <w:b w:val="0"/>
+          <w:color w:val="0070C0"/>
+          <w:sz w:val="24"/>
+        </w:rPr>
+        <w:t>示例：</w:t>
+      </w:r>
+    </w:p>
+    <w:p>
+      <w:r>
+        <w:rPr>
+          <w:rFonts w:ascii="Consolas" w:hAnsi="Consolas" w:eastAsia="宋体"/>
+          <w:color w:val="0070C0"/>
+          <w:sz w:val="20"/>
+        </w:rPr>
+        <w:t>{"x":0.0,"y":0.0,"z":0.0,"roll":0.01,"pitch":-0.02,"yaw":1.57,"state":4,"stamp":1751356800.6}</w:t>
+      </w:r>
+    </w:p>
+    <w:tbl>
+      <w:tblPr>
+        <w:tblStyle w:val="TableGrid"/>
+        <w:tblW w:type="auto" w:w="0"/>
+        <w:jc w:val="center"/>
+        <w:tblLook w:firstColumn="1" w:firstRow="1" w:lastColumn="0" w:lastRow="0" w:noHBand="0" w:noVBand="1" w:val="04A0"/>
+      </w:tblPr>
+      <w:tblGrid>
+        <w:gridCol w:w="2880"/>
+        <w:gridCol w:w="2880"/>
+        <w:gridCol w:w="2880"/>
+      </w:tblGrid>
+      <w:tr>
+        <w:tc>
+          <w:tcPr>
+            <w:tcW w:type="dxa" w:w="2880"/>
+          </w:tcPr>
+          <w:p>
+            <w:r>
+              <w:rPr>
+                <w:rFonts w:ascii="Times New Roman" w:hAnsi="Times New Roman" w:eastAsia="宋体"/>
+                <w:b/>
+                <w:color w:val="0070C0"/>
+                <w:sz w:val="20"/>
+              </w:rPr>
+              <w:t>字段</w:t>
+            </w:r>
+          </w:p>
+        </w:tc>
+        <w:tc>
+          <w:tcPr>
+            <w:tcW w:type="dxa" w:w="2880"/>
+          </w:tcPr>
+          <w:p>
+            <w:r>
+              <w:rPr>
+                <w:rFonts w:ascii="Times New Roman" w:hAnsi="Times New Roman" w:eastAsia="宋体"/>
+                <w:b/>
+                <w:color w:val="0070C0"/>
+                <w:sz w:val="20"/>
+              </w:rPr>
+              <w:t>类型</w:t>
+            </w:r>
+          </w:p>
+        </w:tc>
+        <w:tc>
+          <w:tcPr>
+            <w:tcW w:type="dxa" w:w="2880"/>
+          </w:tcPr>
+          <w:p>
+            <w:r>
+              <w:rPr>
+                <w:rFonts w:ascii="Times New Roman" w:hAnsi="Times New Roman" w:eastAsia="宋体"/>
+                <w:b/>
+                <w:color w:val="0070C0"/>
+                <w:sz w:val="20"/>
+              </w:rPr>
+              <w:t>说明</w:t>
+            </w:r>
+          </w:p>
+        </w:tc>
+      </w:tr>
+      <w:tr>
+        <w:tc>
+          <w:tcPr>
+            <w:tcW w:type="dxa" w:w="2880"/>
+          </w:tcPr>
+          <w:p>
+            <w:r>
+              <w:rPr>
+                <w:rFonts w:ascii="Times New Roman" w:hAnsi="Times New Roman" w:eastAsia="宋体"/>
+                <w:b w:val="0"/>
+                <w:color w:val="0070C0"/>
+                <w:sz w:val="20"/>
+              </w:rPr>
+              <w:t>x / y / z</w:t>
+            </w:r>
+          </w:p>
+        </w:tc>
+        <w:tc>
+          <w:tcPr>
+            <w:tcW w:type="dxa" w:w="2880"/>
+          </w:tcPr>
+          <w:p>
+            <w:r>
+              <w:rPr>
+                <w:rFonts w:ascii="Times New Roman" w:hAnsi="Times New Roman" w:eastAsia="宋体"/>
+                <w:b w:val="0"/>
+                <w:color w:val="0070C0"/>
+                <w:sz w:val="20"/>
+              </w:rPr>
+              <w:t>number</w:t>
+            </w:r>
+          </w:p>
+        </w:tc>
+        <w:tc>
+          <w:tcPr>
+            <w:tcW w:type="dxa" w:w="2880"/>
+          </w:tcPr>
+          <w:p>
+            <w:r>
+              <w:rPr>
+                <w:rFonts w:ascii="Times New Roman" w:hAnsi="Times New Roman" w:eastAsia="宋体"/>
+                <w:b w:val="0"/>
+                <w:color w:val="0070C0"/>
+                <w:sz w:val="20"/>
+              </w:rPr>
+              <w:t>局部平面坐标(米)，即建图期间车辆走过的轨迹</w:t>
+            </w:r>
+          </w:p>
+        </w:tc>
+      </w:tr>
+      <w:tr>
+        <w:tc>
+          <w:tcPr>
+            <w:tcW w:type="dxa" w:w="2880"/>
+          </w:tcPr>
+          <w:p>
+            <w:r>
+              <w:rPr>
+                <w:rFonts w:ascii="Times New Roman" w:hAnsi="Times New Roman" w:eastAsia="宋体"/>
+                <w:b w:val="0"/>
+                <w:color w:val="0070C0"/>
+                <w:sz w:val="20"/>
+              </w:rPr>
+              <w:t>roll / pitch / yaw</w:t>
+            </w:r>
+          </w:p>
+        </w:tc>
+        <w:tc>
+          <w:tcPr>
+            <w:tcW w:type="dxa" w:w="2880"/>
+          </w:tcPr>
+          <w:p>
+            <w:r>
+              <w:rPr>
+                <w:rFonts w:ascii="Times New Roman" w:hAnsi="Times New Roman" w:eastAsia="宋体"/>
+                <w:b w:val="0"/>
+                <w:color w:val="0070C0"/>
+                <w:sz w:val="20"/>
+              </w:rPr>
+              <w:t>number</w:t>
+            </w:r>
+          </w:p>
+        </w:tc>
+        <w:tc>
+          <w:tcPr>
+            <w:tcW w:type="dxa" w:w="2880"/>
+          </w:tcPr>
+          <w:p>
+            <w:r>
+              <w:rPr>
+                <w:rFonts w:ascii="Times New Roman" w:hAnsi="Times New Roman" w:eastAsia="宋体"/>
+                <w:b w:val="0"/>
+                <w:color w:val="0070C0"/>
+                <w:sz w:val="20"/>
+              </w:rPr>
+              <w:t>姿态(弧度)</w:t>
+            </w:r>
+          </w:p>
+        </w:tc>
+      </w:tr>
+      <w:tr>
+        <w:tc>
+          <w:tcPr>
+            <w:tcW w:type="dxa" w:w="2880"/>
+          </w:tcPr>
+          <w:p>
+            <w:r>
+              <w:rPr>
+                <w:rFonts w:ascii="Times New Roman" w:hAnsi="Times New Roman" w:eastAsia="宋体"/>
+                <w:b w:val="0"/>
+                <w:color w:val="0070C0"/>
+                <w:sz w:val="20"/>
+              </w:rPr>
+              <w:t>state</w:t>
+            </w:r>
+          </w:p>
+        </w:tc>
+        <w:tc>
+          <w:tcPr>
+            <w:tcW w:type="dxa" w:w="2880"/>
+          </w:tcPr>
+          <w:p>
+            <w:r>
+              <w:rPr>
+                <w:rFonts w:ascii="Times New Roman" w:hAnsi="Times New Roman" w:eastAsia="宋体"/>
+                <w:b w:val="0"/>
+                <w:color w:val="0070C0"/>
+                <w:sz w:val="20"/>
+              </w:rPr>
+              <w:t>int</w:t>
+            </w:r>
+          </w:p>
+        </w:tc>
+        <w:tc>
+          <w:tcPr>
+            <w:tcW w:type="dxa" w:w="2880"/>
+          </w:tcPr>
+          <w:p>
+            <w:r>
+              <w:rPr>
+                <w:rFonts w:ascii="Times New Roman" w:hAnsi="Times New Roman" w:eastAsia="宋体"/>
+                <w:b w:val="0"/>
+                <w:color w:val="0070C0"/>
+                <w:sz w:val="20"/>
+              </w:rPr>
+              <w:t>定位状态字：0=无定位；1/2/5=有效融合定位</w:t>
+            </w:r>
+          </w:p>
+        </w:tc>
+      </w:tr>
+      <w:tr>
+        <w:tc>
+          <w:tcPr>
+            <w:tcW w:type="dxa" w:w="2880"/>
+          </w:tcPr>
+          <w:p>
+            <w:r>
+              <w:rPr>
+                <w:rFonts w:ascii="Times New Roman" w:hAnsi="Times New Roman" w:eastAsia="宋体"/>
+                <w:b w:val="0"/>
+                <w:color w:val="0070C0"/>
+                <w:sz w:val="20"/>
+              </w:rPr>
+              <w:t>stamp</w:t>
+            </w:r>
+          </w:p>
+        </w:tc>
+        <w:tc>
+          <w:tcPr>
+            <w:tcW w:type="dxa" w:w="2880"/>
+          </w:tcPr>
+          <w:p>
+            <w:r>
+              <w:rPr>
+                <w:rFonts w:ascii="Times New Roman" w:hAnsi="Times New Roman" w:eastAsia="宋体"/>
+                <w:b w:val="0"/>
+                <w:color w:val="0070C0"/>
+                <w:sz w:val="20"/>
+              </w:rPr>
+              <w:t>number</w:t>
+            </w:r>
+          </w:p>
+        </w:tc>
+        <w:tc>
+          <w:tcPr>
+            <w:tcW w:type="dxa" w:w="2880"/>
+          </w:tcPr>
+          <w:p>
+            <w:r>
+              <w:rPr>
+                <w:rFonts w:ascii="Times New Roman" w:hAnsi="Times New Roman" w:eastAsia="宋体"/>
+                <w:b w:val="0"/>
+                <w:color w:val="0070C0"/>
+                <w:sz w:val="20"/>
+              </w:rPr>
+              <w:t>Unix秒(double)</w:t>
+            </w:r>
+          </w:p>
+        </w:tc>
+      </w:tr>
+    </w:tbl>
+    <w:p>
+      <w:r>
+        <w:rPr>
+          <w:rFonts w:ascii="Times New Roman" w:hAnsi="Times New Roman" w:eastAsia="宋体"/>
+          <w:b w:val="0"/>
+          <w:color w:val="0070C0"/>
+          <w:sz w:val="24"/>
+        </w:rPr>
+        <w:t>说明：从收到 cmd/mapping enter 起，到 save 或 reset 止；字段含义与 state/location 完全一致。云平台建图页面用它实时描出行驶轨迹（即正在录制的边界走向），并据此观察 enter 之后坐标是否已归零</w:t>
+      </w:r>
+    </w:p>
+    <w:p>
+      <w:pPr>
+        <w:pStyle w:val="Heading2"/>
+      </w:pPr>
+      <w:r>
+        <w:rPr>
+          <w:rFonts w:ascii="Times New Roman" w:hAnsi="Times New Roman" w:eastAsia="宋体"/>
+          <w:b/>
+          <w:color w:val="000000"/>
+          <w:sz w:val="28"/>
+        </w:rPr>
+        <w:t>3.4 地图列表</w:t>
+      </w:r>
+    </w:p>
+    <w:p>
+      <w:r>
+        <w:rPr>
+          <w:rFonts w:ascii="Times New Roman" w:hAnsi="Times New Roman" w:eastAsia="宋体"/>
+          <w:b/>
+          <w:color w:val="0070C0"/>
+          <w:sz w:val="24"/>
+        </w:rPr>
+        <w:t>MQTT主题：mower/{设备ID}/state/map_list    频率：收到 cmd/mapping list 后回传一次</w:t>
+      </w:r>
+    </w:p>
+    <w:p>
+      <w:r>
+        <w:rPr>
+          <w:rFonts w:ascii="Times New Roman" w:hAnsi="Times New Roman" w:eastAsia="宋体"/>
+          <w:b w:val="0"/>
+          <w:color w:val="0070C0"/>
+          <w:sz w:val="24"/>
+        </w:rPr>
+        <w:t>示例：</w:t>
+      </w:r>
+    </w:p>
+    <w:p>
+      <w:r>
+        <w:rPr>
+          <w:rFonts w:ascii="Consolas" w:hAnsi="Consolas" w:eastAsia="宋体"/>
+          <w:color w:val="0070C0"/>
+          <w:sz w:val="20"/>
+        </w:rPr>
+        <w:t>{"maps":["map_0630","map_0701"],"stamp":1751356800.8}</w:t>
+      </w:r>
+    </w:p>
+    <w:tbl>
+      <w:tblPr>
+        <w:tblStyle w:val="TableGrid"/>
+        <w:tblW w:type="auto" w:w="0"/>
+        <w:jc w:val="center"/>
+        <w:tblLook w:firstColumn="1" w:firstRow="1" w:lastColumn="0" w:lastRow="0" w:noHBand="0" w:noVBand="1" w:val="04A0"/>
+      </w:tblPr>
+      <w:tblGrid>
+        <w:gridCol w:w="2880"/>
+        <w:gridCol w:w="2880"/>
+        <w:gridCol w:w="2880"/>
+      </w:tblGrid>
+      <w:tr>
+        <w:tc>
+          <w:tcPr>
+            <w:tcW w:type="dxa" w:w="2880"/>
+          </w:tcPr>
+          <w:p>
+            <w:r>
+              <w:rPr>
+                <w:rFonts w:ascii="Times New Roman" w:hAnsi="Times New Roman" w:eastAsia="宋体"/>
+                <w:b/>
+                <w:color w:val="0070C0"/>
+                <w:sz w:val="20"/>
+              </w:rPr>
+              <w:t>字段</w:t>
+            </w:r>
+          </w:p>
+        </w:tc>
+        <w:tc>
+          <w:tcPr>
+            <w:tcW w:type="dxa" w:w="2880"/>
+          </w:tcPr>
+          <w:p>
+            <w:r>
+              <w:rPr>
+                <w:rFonts w:ascii="Times New Roman" w:hAnsi="Times New Roman" w:eastAsia="宋体"/>
+                <w:b/>
+                <w:color w:val="0070C0"/>
+                <w:sz w:val="20"/>
+              </w:rPr>
+              <w:t>类型</w:t>
+            </w:r>
+          </w:p>
+        </w:tc>
+        <w:tc>
+          <w:tcPr>
+            <w:tcW w:type="dxa" w:w="2880"/>
+          </w:tcPr>
+          <w:p>
+            <w:r>
+              <w:rPr>
+                <w:rFonts w:ascii="Times New Roman" w:hAnsi="Times New Roman" w:eastAsia="宋体"/>
+                <w:b/>
+                <w:color w:val="0070C0"/>
+                <w:sz w:val="20"/>
+              </w:rPr>
+              <w:t>说明</w:t>
+            </w:r>
+          </w:p>
+        </w:tc>
+      </w:tr>
+      <w:tr>
+        <w:tc>
+          <w:tcPr>
+            <w:tcW w:type="dxa" w:w="2880"/>
+          </w:tcPr>
+          <w:p>
+            <w:r>
+              <w:rPr>
+                <w:rFonts w:ascii="Times New Roman" w:hAnsi="Times New Roman" w:eastAsia="宋体"/>
+                <w:b w:val="0"/>
+                <w:color w:val="0070C0"/>
+                <w:sz w:val="20"/>
+              </w:rPr>
+              <w:t>maps</w:t>
+            </w:r>
+          </w:p>
+        </w:tc>
+        <w:tc>
+          <w:tcPr>
+            <w:tcW w:type="dxa" w:w="2880"/>
+          </w:tcPr>
+          <w:p>
+            <w:r>
+              <w:rPr>
+                <w:rFonts w:ascii="Times New Roman" w:hAnsi="Times New Roman" w:eastAsia="宋体"/>
+                <w:b w:val="0"/>
+                <w:color w:val="0070C0"/>
+                <w:sz w:val="20"/>
+              </w:rPr>
+              <w:t>array&lt;string&gt;</w:t>
+            </w:r>
+          </w:p>
+        </w:tc>
+        <w:tc>
+          <w:tcPr>
+            <w:tcW w:type="dxa" w:w="2880"/>
+          </w:tcPr>
+          <w:p>
+            <w:r>
+              <w:rPr>
+                <w:rFonts w:ascii="Times New Roman" w:hAnsi="Times New Roman" w:eastAsia="宋体"/>
+                <w:b w:val="0"/>
+                <w:color w:val="0070C0"/>
+                <w:sz w:val="20"/>
+              </w:rPr>
+              <w:t>车端已保存的地图名列表</w:t>
+            </w:r>
+          </w:p>
+        </w:tc>
+      </w:tr>
+      <w:tr>
+        <w:tc>
+          <w:tcPr>
+            <w:tcW w:type="dxa" w:w="2880"/>
+          </w:tcPr>
+          <w:p>
+            <w:r>
+              <w:rPr>
+                <w:rFonts w:ascii="Times New Roman" w:hAnsi="Times New Roman" w:eastAsia="宋体"/>
+                <w:b w:val="0"/>
+                <w:color w:val="0070C0"/>
+                <w:sz w:val="20"/>
+              </w:rPr>
+              <w:t>stamp</w:t>
+            </w:r>
+          </w:p>
+        </w:tc>
+        <w:tc>
+          <w:tcPr>
+            <w:tcW w:type="dxa" w:w="2880"/>
+          </w:tcPr>
+          <w:p>
+            <w:r>
+              <w:rPr>
+                <w:rFonts w:ascii="Times New Roman" w:hAnsi="Times New Roman" w:eastAsia="宋体"/>
+                <w:b w:val="0"/>
+                <w:color w:val="0070C0"/>
+                <w:sz w:val="20"/>
+              </w:rPr>
+              <w:t>number</w:t>
+            </w:r>
+          </w:p>
+        </w:tc>
+        <w:tc>
+          <w:tcPr>
+            <w:tcW w:type="dxa" w:w="2880"/>
+          </w:tcPr>
+          <w:p>
+            <w:r>
+              <w:rPr>
+                <w:rFonts w:ascii="Times New Roman" w:hAnsi="Times New Roman" w:eastAsia="宋体"/>
+                <w:b w:val="0"/>
+                <w:color w:val="0070C0"/>
+                <w:sz w:val="20"/>
+              </w:rPr>
+              <w:t>Unix秒(double)</w:t>
+            </w:r>
+          </w:p>
+        </w:tc>
+      </w:tr>
+    </w:tbl>
+    <w:p>
+      <w:pPr>
         <w:pStyle w:val="Heading1"/>
       </w:pPr>
       <w:r>
@@ -2229,6 +3182,335 @@
           </w:p>
         </w:tc>
       </w:tr>
+      <w:tr>
+        <w:tc>
+          <w:tcPr>
+            <w:tcW w:type="dxa" w:w="2880"/>
+          </w:tcPr>
+          <w:p>
+            <w:r>
+              <w:rPr>
+                <w:rFonts w:ascii="Times New Roman" w:hAnsi="Times New Roman" w:eastAsia="宋体"/>
+                <w:b w:val="0"/>
+                <w:sz w:val="20"/>
+              </w:rPr>
+              <w:t>cmd/init_location</w:t>
+            </w:r>
+          </w:p>
+        </w:tc>
+        <w:tc>
+          <w:tcPr>
+            <w:tcW w:type="dxa" w:w="2880"/>
+          </w:tcPr>
+          <w:p>
+            <w:r>
+              <w:rPr>
+                <w:rFonts w:ascii="Times New Roman" w:hAnsi="Times New Roman" w:eastAsia="宋体"/>
+                <w:b w:val="0"/>
+                <w:sz w:val="20"/>
+              </w:rPr>
+              <w:t>/signal = init_location / true / false</w:t>
+            </w:r>
+          </w:p>
+        </w:tc>
+        <w:tc>
+          <w:tcPr>
+            <w:tcW w:type="dxa" w:w="2880"/>
+          </w:tcPr>
+          <w:p>
+            <w:r>
+              <w:rPr>
+                <w:rFonts w:ascii="Times New Roman" w:hAnsi="Times New Roman" w:eastAsia="宋体"/>
+                <w:b w:val="0"/>
+                <w:sz w:val="20"/>
+              </w:rPr>
+              <w:t>task_node 定位初始化流程（8字动作），外部定位系统重启定位</w:t>
+            </w:r>
+          </w:p>
+        </w:tc>
+      </w:tr>
+      <w:tr>
+        <w:tc>
+          <w:tcPr>
+            <w:tcW w:type="dxa" w:w="2880"/>
+          </w:tcPr>
+          <w:p>
+            <w:r>
+              <w:rPr>
+                <w:rFonts w:ascii="Times New Roman" w:hAnsi="Times New Roman" w:eastAsia="宋体"/>
+                <w:b w:val="0"/>
+                <w:sz w:val="20"/>
+              </w:rPr>
+              <w:t>cmd/mapping enter</w:t>
+            </w:r>
+          </w:p>
+        </w:tc>
+        <w:tc>
+          <w:tcPr>
+            <w:tcW w:type="dxa" w:w="2880"/>
+          </w:tcPr>
+          <w:p>
+            <w:r>
+              <w:rPr>
+                <w:rFonts w:ascii="Times New Roman" w:hAnsi="Times New Roman" w:eastAsia="宋体"/>
+                <w:b w:val="0"/>
+                <w:sz w:val="20"/>
+              </w:rPr>
+              <w:t>/signal = m_mode</w:t>
+            </w:r>
+          </w:p>
+        </w:tc>
+        <w:tc>
+          <w:tcPr>
+            <w:tcW w:type="dxa" w:w="2880"/>
+          </w:tcPr>
+          <w:p>
+            <w:r>
+              <w:rPr>
+                <w:rFonts w:ascii="Times New Roman" w:hAnsi="Times New Roman" w:eastAsia="宋体"/>
+                <w:b w:val="0"/>
+                <w:sz w:val="20"/>
+              </w:rPr>
+              <w:t>雷达/RTK进入建图准备，定位坐标由外部系统归零</w:t>
+            </w:r>
+          </w:p>
+        </w:tc>
+      </w:tr>
+      <w:tr>
+        <w:tc>
+          <w:tcPr>
+            <w:tcW w:type="dxa" w:w="2880"/>
+          </w:tcPr>
+          <w:p>
+            <w:r>
+              <w:rPr>
+                <w:rFonts w:ascii="Times New Roman" w:hAnsi="Times New Roman" w:eastAsia="宋体"/>
+                <w:b w:val="0"/>
+                <w:sz w:val="20"/>
+              </w:rPr>
+              <w:t>cmd/mapping start/stop_boundary等</w:t>
+            </w:r>
+          </w:p>
+        </w:tc>
+        <w:tc>
+          <w:tcPr>
+            <w:tcW w:type="dxa" w:w="2880"/>
+          </w:tcPr>
+          <w:p>
+            <w:r>
+              <w:rPr>
+                <w:rFonts w:ascii="Times New Roman" w:hAnsi="Times New Roman" w:eastAsia="宋体"/>
+                <w:b w:val="0"/>
+                <w:sz w:val="20"/>
+              </w:rPr>
+              <w:t>/signal = start_brd/cease_brd/start_obs/cease_obs 等</w:t>
+            </w:r>
+          </w:p>
+        </w:tc>
+        <w:tc>
+          <w:tcPr>
+            <w:tcW w:type="dxa" w:w="2880"/>
+          </w:tcPr>
+          <w:p>
+            <w:r>
+              <w:rPr>
+                <w:rFonts w:ascii="Times New Roman" w:hAnsi="Times New Roman" w:eastAsia="宋体"/>
+                <w:b w:val="0"/>
+                <w:sz w:val="20"/>
+              </w:rPr>
+              <w:t>location_map 录制边界/障碍物/停车位/连接路径</w:t>
+            </w:r>
+          </w:p>
+        </w:tc>
+      </w:tr>
+      <w:tr>
+        <w:tc>
+          <w:tcPr>
+            <w:tcW w:type="dxa" w:w="2880"/>
+          </w:tcPr>
+          <w:p>
+            <w:r>
+              <w:rPr>
+                <w:rFonts w:ascii="Times New Roman" w:hAnsi="Times New Roman" w:eastAsia="宋体"/>
+                <w:b w:val="0"/>
+                <w:sz w:val="20"/>
+              </w:rPr>
+              <w:t>cmd/mapping save/delete</w:t>
+            </w:r>
+          </w:p>
+        </w:tc>
+        <w:tc>
+          <w:tcPr>
+            <w:tcW w:type="dxa" w:w="2880"/>
+          </w:tcPr>
+          <w:p>
+            <w:r>
+              <w:rPr>
+                <w:rFonts w:ascii="Times New Roman" w:hAnsi="Times New Roman" w:eastAsia="宋体"/>
+                <w:b w:val="0"/>
+                <w:sz w:val="20"/>
+              </w:rPr>
+              <w:t>/signal = save_map|delete_name/地图名</w:t>
+            </w:r>
+          </w:p>
+        </w:tc>
+        <w:tc>
+          <w:tcPr>
+            <w:tcW w:type="dxa" w:w="2880"/>
+          </w:tcPr>
+          <w:p>
+            <w:r>
+              <w:rPr>
+                <w:rFonts w:ascii="Times New Roman" w:hAnsi="Times New Roman" w:eastAsia="宋体"/>
+                <w:b w:val="0"/>
+                <w:sz w:val="20"/>
+              </w:rPr>
+              <w:t>location_map 保存/删除地图文件</w:t>
+            </w:r>
+          </w:p>
+        </w:tc>
+      </w:tr>
+      <w:tr>
+        <w:tc>
+          <w:tcPr>
+            <w:tcW w:type="dxa" w:w="2880"/>
+          </w:tcPr>
+          <w:p>
+            <w:r>
+              <w:rPr>
+                <w:rFonts w:ascii="Times New Roman" w:hAnsi="Times New Roman" w:eastAsia="宋体"/>
+                <w:b w:val="0"/>
+                <w:sz w:val="20"/>
+              </w:rPr>
+              <w:t>cmd/mapping list</w:t>
+            </w:r>
+          </w:p>
+        </w:tc>
+        <w:tc>
+          <w:tcPr>
+            <w:tcW w:type="dxa" w:w="2880"/>
+          </w:tcPr>
+          <w:p>
+            <w:r>
+              <w:rPr>
+                <w:rFonts w:ascii="Times New Roman" w:hAnsi="Times New Roman" w:eastAsia="宋体"/>
+                <w:b w:val="0"/>
+                <w:sz w:val="20"/>
+              </w:rPr>
+              <w:t>/signal = p_mode</w:t>
+            </w:r>
+          </w:p>
+        </w:tc>
+        <w:tc>
+          <w:tcPr>
+            <w:tcW w:type="dxa" w:w="2880"/>
+          </w:tcPr>
+          <w:p>
+            <w:r>
+              <w:rPr>
+                <w:rFonts w:ascii="Times New Roman" w:hAnsi="Times New Roman" w:eastAsia="宋体"/>
+                <w:b w:val="0"/>
+                <w:sz w:val="20"/>
+              </w:rPr>
+              <w:t>location_map 发布 /map_name</w:t>
+            </w:r>
+          </w:p>
+        </w:tc>
+      </w:tr>
+      <w:tr>
+        <w:tc>
+          <w:tcPr>
+            <w:tcW w:type="dxa" w:w="2880"/>
+          </w:tcPr>
+          <w:p>
+            <w:r>
+              <w:rPr>
+                <w:rFonts w:ascii="Times New Roman" w:hAnsi="Times New Roman" w:eastAsia="宋体"/>
+                <w:b w:val="0"/>
+                <w:sz w:val="20"/>
+              </w:rPr>
+              <w:t>建图轨迹上报</w:t>
+            </w:r>
+          </w:p>
+        </w:tc>
+        <w:tc>
+          <w:tcPr>
+            <w:tcW w:type="dxa" w:w="2880"/>
+          </w:tcPr>
+          <w:p>
+            <w:r>
+              <w:rPr>
+                <w:rFonts w:ascii="Times New Roman" w:hAnsi="Times New Roman" w:eastAsia="宋体"/>
+                <w:b w:val="0"/>
+                <w:sz w:val="20"/>
+              </w:rPr>
+              <w:t>建图会话期间（enter→save/reset）转发 /Mower/position 到 state/mapping</w:t>
+            </w:r>
+          </w:p>
+        </w:tc>
+        <w:tc>
+          <w:tcPr>
+            <w:tcW w:type="dxa" w:w="2880"/>
+          </w:tcPr>
+          <w:p>
+            <w:r>
+              <w:rPr>
+                <w:rFonts w:ascii="Times New Roman" w:hAnsi="Times New Roman" w:eastAsia="宋体"/>
+                <w:b w:val="0"/>
+                <w:sz w:val="20"/>
+              </w:rPr>
+              <w:t>外部定位模块发布</w:t>
+            </w:r>
+          </w:p>
+        </w:tc>
+      </w:tr>
+      <w:tr>
+        <w:tc>
+          <w:tcPr>
+            <w:tcW w:type="dxa" w:w="2880"/>
+          </w:tcPr>
+          <w:p>
+            <w:r>
+              <w:rPr>
+                <w:rFonts w:ascii="Times New Roman" w:hAnsi="Times New Roman" w:eastAsia="宋体"/>
+                <w:b w:val="0"/>
+                <w:sz w:val="20"/>
+              </w:rPr>
+              <w:t>地图列表</w:t>
+            </w:r>
+          </w:p>
+        </w:tc>
+        <w:tc>
+          <w:tcPr>
+            <w:tcW w:type="dxa" w:w="2880"/>
+          </w:tcPr>
+          <w:p>
+            <w:r>
+              <w:rPr>
+                <w:rFonts w:ascii="Times New Roman" w:hAnsi="Times New Roman" w:eastAsia="宋体"/>
+                <w:b w:val="0"/>
+                <w:sz w:val="20"/>
+              </w:rPr>
+              <w:t>订阅 /map_name，解析后转发 state/map_list</w:t>
+            </w:r>
+          </w:p>
+        </w:tc>
+        <w:tc>
+          <w:tcPr>
+            <w:tcW w:type="dxa" w:w="2880"/>
+          </w:tcPr>
+          <w:p>
+            <w:r>
+              <w:rPr>
+                <w:rFonts w:ascii="Times New Roman" w:hAnsi="Times New Roman" w:eastAsia="宋体"/>
+                <w:b w:val="0"/>
+                <w:sz w:val="20"/>
+              </w:rPr>
+              <w:t>location_map 发布</w:t>
+            </w:r>
+          </w:p>
+        </w:tc>
+      </w:tr>
     </w:tbl>
     <w:p>
       <w:pPr>
@@ -2405,49 +3687,106 @@
     <w:p>
       <w:r>
         <w:rPr>
-          <w:color w:val="FFFF00"/>
+          <w:rFonts w:ascii="Times New Roman" w:hAnsi="Times New Roman" w:eastAsia="宋体"/>
+          <w:b w:val="0"/>
+          <w:color w:val="0070C0"/>
+          <w:sz w:val="24"/>
         </w:rPr>
-        <w:t>请求定位初始化：</w:t>
+        <w:t>进入建图模式：</w:t>
       </w:r>
     </w:p>
     <w:p>
       <w:r>
         <w:rPr>
-          <w:color w:val="FFFF00"/>
+          <w:rFonts w:ascii="Consolas" w:hAnsi="Consolas" w:eastAsia="宋体"/>
+          <w:color w:val="0070C0"/>
+          <w:sz w:val="20"/>
         </w:rPr>
-        <w:t>mosquitto_pub -h &lt;broker&gt; -t 'mower/mower_001/cmd/init_location' -m '{"action":"request"}'</w:t>
+        <w:t>mosquitto_pub -h &lt;broker&gt; -t 'mower/mower_001/cmd/mapping' -m '{"action":"enter"}'</w:t>
       </w:r>
     </w:p>
     <w:p>
       <w:r>
         <w:rPr>
-          <w:color w:val="FFFF00"/>
+          <w:rFonts w:ascii="Times New Roman" w:hAnsi="Times New Roman" w:eastAsia="宋体"/>
+          <w:b w:val="0"/>
+          <w:color w:val="0070C0"/>
+          <w:sz w:val="24"/>
         </w:rPr>
-        <w:t>确认定位初始化（车辆开始走8字形）：</w:t>
+        <w:t>开始录制边界：</w:t>
       </w:r>
     </w:p>
     <w:p>
       <w:r>
         <w:rPr>
-          <w:color w:val="FFFF00"/>
+          <w:rFonts w:ascii="Consolas" w:hAnsi="Consolas" w:eastAsia="宋体"/>
+          <w:color w:val="0070C0"/>
+          <w:sz w:val="20"/>
         </w:rPr>
-        <w:t>mosquitto_pub -h &lt;broker&gt; -t 'mower/mower_001/cmd/init_location' -m '{"action":"confirm"}'</w:t>
+        <w:t>mosquitto_pub -h &lt;broker&gt; -t 'mower/mower_001/cmd/mapping' -m '{"action":"start_boundary"}'</w:t>
       </w:r>
     </w:p>
     <w:p>
       <w:r>
         <w:rPr>
-          <w:color w:val="FFFF00"/>
+          <w:rFonts w:ascii="Times New Roman" w:hAnsi="Times New Roman" w:eastAsia="宋体"/>
+          <w:b w:val="0"/>
+          <w:color w:val="0070C0"/>
+          <w:sz w:val="24"/>
         </w:rPr>
-        <w:t>取消定位初始化：</w:t>
+        <w:t>停止录制边界：</w:t>
       </w:r>
     </w:p>
     <w:p>
       <w:r>
         <w:rPr>
-          <w:color w:val="FFFF00"/>
+          <w:rFonts w:ascii="Consolas" w:hAnsi="Consolas" w:eastAsia="宋体"/>
+          <w:color w:val="0070C0"/>
+          <w:sz w:val="20"/>
         </w:rPr>
-        <w:t>mosquitto_pub -h &lt;broker&gt; -t 'mower/mower_001/cmd/init_location' -m '{"action":"cancel"}'</w:t>
+        <w:t>mosquitto_pub -h &lt;broker&gt; -t 'mower/mower_001/cmd/mapping' -m '{"action":"stop_boundary"}'</w:t>
+      </w:r>
+    </w:p>
+    <w:p>
+      <w:r>
+        <w:rPr>
+          <w:rFonts w:ascii="Times New Roman" w:hAnsi="Times New Roman" w:eastAsia="宋体"/>
+          <w:b w:val="0"/>
+          <w:color w:val="0070C0"/>
+          <w:sz w:val="24"/>
+        </w:rPr>
+        <w:t>保存地图：</w:t>
+      </w:r>
+    </w:p>
+    <w:p>
+      <w:r>
+        <w:rPr>
+          <w:rFonts w:ascii="Consolas" w:hAnsi="Consolas" w:eastAsia="宋体"/>
+          <w:color w:val="0070C0"/>
+          <w:sz w:val="20"/>
+        </w:rPr>
+        <w:t>mosquitto_pub -h &lt;broker&gt; -t 'mower/mower_001/cmd/mapping' -m '{"action":"save","map_name":"map_0701"}'</w:t>
+      </w:r>
+    </w:p>
+    <w:p>
+      <w:r>
+        <w:rPr>
+          <w:rFonts w:ascii="Times New Roman" w:hAnsi="Times New Roman" w:eastAsia="宋体"/>
+          <w:b w:val="0"/>
+          <w:color w:val="0070C0"/>
+          <w:sz w:val="24"/>
+        </w:rPr>
+        <w:t>请求地图列表：</w:t>
+      </w:r>
+    </w:p>
+    <w:p>
+      <w:r>
+        <w:rPr>
+          <w:rFonts w:ascii="Consolas" w:hAnsi="Consolas" w:eastAsia="宋体"/>
+          <w:color w:val="0070C0"/>
+          <w:sz w:val="20"/>
+        </w:rPr>
+        <w:t>mosquitto_pub -h &lt;broker&gt; -t 'mower/mower_001/cmd/mapping' -m '{"action":"list"}'</w:t>
       </w:r>
     </w:p>
     <w:p>

--- a/云平台远程连接接口文档.docx
+++ b/云平台远程连接接口文档.docx
@@ -35,6 +35,17 @@
           <w:sz w:val="21"/>
         </w:rPr>
         <w:t>2026-09-20 更新：新增建图相关接口（cmd/mapping、state/mapping、state/map_list）及定位初始化接口（cmd/init_location），蓝色字体为新增协议，红色字体为已删除协议。</w:t>
+      </w:r>
+    </w:p>
+    <w:p>
+      <w:r>
+        <w:rPr>
+          <w:rFonts w:ascii="Times New Roman" w:hAnsi="Times New Roman" w:eastAsia="宋体"/>
+          <w:b w:val="0"/>
+          <w:color w:val="00B050"/>
+          <w:sz w:val="21"/>
+        </w:rPr>
+        <w:t>2026-09-22 更新：新增地图原点上发接口（state/map_origin），绿色字体为本次新增协议。</w:t>
       </w:r>
     </w:p>
     <w:p>
@@ -2725,6 +2736,426 @@
     </w:tbl>
     <w:p>
       <w:pPr>
+        <w:pStyle w:val="Heading2"/>
+      </w:pPr>
+      <w:r>
+        <w:rPr>
+          <w:rFonts w:ascii="Times New Roman" w:hAnsi="Times New Roman" w:eastAsia="宋体"/>
+          <w:b/>
+          <w:color w:val="000000"/>
+          <w:sz w:val="28"/>
+        </w:rPr>
+        <w:t>3.5 地图原点</w:t>
+      </w:r>
+    </w:p>
+    <w:p>
+      <w:r>
+        <w:rPr>
+          <w:rFonts w:ascii="Times New Roman" w:hAnsi="Times New Roman" w:eastAsia="宋体"/>
+          <w:b/>
+          <w:color w:val="00B050"/>
+          <w:sz w:val="24"/>
+        </w:rPr>
+        <w:t>MQTT主题：mower/{设备ID}/state/map_origin    频率：收到 /signal 选图信号 use_map/编号 时回传一次</w:t>
+      </w:r>
+    </w:p>
+    <w:p>
+      <w:r>
+        <w:rPr>
+          <w:rFonts w:ascii="Times New Roman" w:hAnsi="Times New Roman" w:eastAsia="宋体"/>
+          <w:b w:val="0"/>
+          <w:color w:val="00B050"/>
+          <w:sz w:val="24"/>
+        </w:rPr>
+        <w:t>示例：</w:t>
+      </w:r>
+    </w:p>
+    <w:p>
+      <w:r>
+        <w:rPr>
+          <w:rFonts w:ascii="Consolas" w:hAnsi="Consolas" w:eastAsia="宋体"/>
+          <w:color w:val="00B050"/>
+          <w:sz w:val="20"/>
+        </w:rPr>
+        <w:t>{"map_name":"map_0630","found":true,"map_index":0,"latitude":28.236557,"longitude":112.876617,"height":86.60,"gauss_yaw":73.89,"stamp":1751356800.9}</w:t>
+      </w:r>
+    </w:p>
+    <w:tbl>
+      <w:tblPr>
+        <w:tblStyle w:val="TableGrid"/>
+        <w:tblW w:type="auto" w:w="0"/>
+        <w:jc w:val="center"/>
+        <w:tblLook w:firstColumn="1" w:firstRow="1" w:lastColumn="0" w:lastRow="0" w:noHBand="0" w:noVBand="1" w:val="04A0"/>
+      </w:tblPr>
+      <w:tblGrid>
+        <w:gridCol w:w="2880"/>
+        <w:gridCol w:w="2880"/>
+        <w:gridCol w:w="2880"/>
+      </w:tblGrid>
+      <w:tr>
+        <w:tc>
+          <w:tcPr>
+            <w:tcW w:type="dxa" w:w="2880"/>
+          </w:tcPr>
+          <w:p>
+            <w:r>
+              <w:rPr>
+                <w:rFonts w:ascii="Times New Roman" w:hAnsi="Times New Roman" w:eastAsia="宋体"/>
+                <w:b/>
+                <w:color w:val="00B050"/>
+                <w:sz w:val="20"/>
+              </w:rPr>
+              <w:t>字段</w:t>
+            </w:r>
+          </w:p>
+        </w:tc>
+        <w:tc>
+          <w:tcPr>
+            <w:tcW w:type="dxa" w:w="2880"/>
+          </w:tcPr>
+          <w:p>
+            <w:r>
+              <w:rPr>
+                <w:rFonts w:ascii="Times New Roman" w:hAnsi="Times New Roman" w:eastAsia="宋体"/>
+                <w:b/>
+                <w:color w:val="00B050"/>
+                <w:sz w:val="20"/>
+              </w:rPr>
+              <w:t>类型</w:t>
+            </w:r>
+          </w:p>
+        </w:tc>
+        <w:tc>
+          <w:tcPr>
+            <w:tcW w:type="dxa" w:w="2880"/>
+          </w:tcPr>
+          <w:p>
+            <w:r>
+              <w:rPr>
+                <w:rFonts w:ascii="Times New Roman" w:hAnsi="Times New Roman" w:eastAsia="宋体"/>
+                <w:b/>
+                <w:color w:val="00B050"/>
+                <w:sz w:val="20"/>
+              </w:rPr>
+              <w:t>说明</w:t>
+            </w:r>
+          </w:p>
+        </w:tc>
+      </w:tr>
+      <w:tr>
+        <w:tc>
+          <w:tcPr>
+            <w:tcW w:type="dxa" w:w="2880"/>
+          </w:tcPr>
+          <w:p>
+            <w:r>
+              <w:rPr>
+                <w:rFonts w:ascii="Times New Roman" w:hAnsi="Times New Roman" w:eastAsia="宋体"/>
+                <w:b w:val="0"/>
+                <w:color w:val="00B050"/>
+                <w:sz w:val="20"/>
+              </w:rPr>
+              <w:t>map_name</w:t>
+            </w:r>
+          </w:p>
+        </w:tc>
+        <w:tc>
+          <w:tcPr>
+            <w:tcW w:type="dxa" w:w="2880"/>
+          </w:tcPr>
+          <w:p>
+            <w:r>
+              <w:rPr>
+                <w:rFonts w:ascii="Times New Roman" w:hAnsi="Times New Roman" w:eastAsia="宋体"/>
+                <w:b w:val="0"/>
+                <w:color w:val="00B050"/>
+                <w:sz w:val="20"/>
+              </w:rPr>
+              <w:t>string</w:t>
+            </w:r>
+          </w:p>
+        </w:tc>
+        <w:tc>
+          <w:tcPr>
+            <w:tcW w:type="dxa" w:w="2880"/>
+          </w:tcPr>
+          <w:p>
+            <w:r>
+              <w:rPr>
+                <w:rFonts w:ascii="Times New Roman" w:hAnsi="Times New Roman" w:eastAsia="宋体"/>
+                <w:b w:val="0"/>
+                <w:color w:val="00B050"/>
+                <w:sz w:val="20"/>
+              </w:rPr>
+              <w:t>请求的地图编号</w:t>
+            </w:r>
+          </w:p>
+        </w:tc>
+      </w:tr>
+      <w:tr>
+        <w:tc>
+          <w:tcPr>
+            <w:tcW w:type="dxa" w:w="2880"/>
+          </w:tcPr>
+          <w:p>
+            <w:r>
+              <w:rPr>
+                <w:rFonts w:ascii="Times New Roman" w:hAnsi="Times New Roman" w:eastAsia="宋体"/>
+                <w:b w:val="0"/>
+                <w:color w:val="00B050"/>
+                <w:sz w:val="20"/>
+              </w:rPr>
+              <w:t>found</w:t>
+            </w:r>
+          </w:p>
+        </w:tc>
+        <w:tc>
+          <w:tcPr>
+            <w:tcW w:type="dxa" w:w="2880"/>
+          </w:tcPr>
+          <w:p>
+            <w:r>
+              <w:rPr>
+                <w:rFonts w:ascii="Times New Roman" w:hAnsi="Times New Roman" w:eastAsia="宋体"/>
+                <w:b w:val="0"/>
+                <w:color w:val="00B050"/>
+                <w:sz w:val="20"/>
+              </w:rPr>
+              <w:t>bool</w:t>
+            </w:r>
+          </w:p>
+        </w:tc>
+        <w:tc>
+          <w:tcPr>
+            <w:tcW w:type="dxa" w:w="2880"/>
+          </w:tcPr>
+          <w:p>
+            <w:r>
+              <w:rPr>
+                <w:rFonts w:ascii="Times New Roman" w:hAnsi="Times New Roman" w:eastAsia="宋体"/>
+                <w:b w:val="0"/>
+                <w:color w:val="00B050"/>
+                <w:sz w:val="20"/>
+              </w:rPr>
+              <w:t>是否找到并解析成功；文件缺失时为false（此时无以下字段）</w:t>
+            </w:r>
+          </w:p>
+        </w:tc>
+      </w:tr>
+      <w:tr>
+        <w:tc>
+          <w:tcPr>
+            <w:tcW w:type="dxa" w:w="2880"/>
+          </w:tcPr>
+          <w:p>
+            <w:r>
+              <w:rPr>
+                <w:rFonts w:ascii="Times New Roman" w:hAnsi="Times New Roman" w:eastAsia="宋体"/>
+                <w:b w:val="0"/>
+                <w:color w:val="00B050"/>
+                <w:sz w:val="20"/>
+              </w:rPr>
+              <w:t>map_index</w:t>
+            </w:r>
+          </w:p>
+        </w:tc>
+        <w:tc>
+          <w:tcPr>
+            <w:tcW w:type="dxa" w:w="2880"/>
+          </w:tcPr>
+          <w:p>
+            <w:r>
+              <w:rPr>
+                <w:rFonts w:ascii="Times New Roman" w:hAnsi="Times New Roman" w:eastAsia="宋体"/>
+                <w:b w:val="0"/>
+                <w:color w:val="00B050"/>
+                <w:sz w:val="20"/>
+              </w:rPr>
+              <w:t>int</w:t>
+            </w:r>
+          </w:p>
+        </w:tc>
+        <w:tc>
+          <w:tcPr>
+            <w:tcW w:type="dxa" w:w="2880"/>
+          </w:tcPr>
+          <w:p>
+            <w:r>
+              <w:rPr>
+                <w:rFonts w:ascii="Times New Roman" w:hAnsi="Times New Roman" w:eastAsia="宋体"/>
+                <w:b w:val="0"/>
+                <w:color w:val="00B050"/>
+                <w:sz w:val="20"/>
+              </w:rPr>
+              <w:t>地图内部索引</w:t>
+            </w:r>
+          </w:p>
+        </w:tc>
+      </w:tr>
+      <w:tr>
+        <w:tc>
+          <w:tcPr>
+            <w:tcW w:type="dxa" w:w="2880"/>
+          </w:tcPr>
+          <w:p>
+            <w:r>
+              <w:rPr>
+                <w:rFonts w:ascii="Times New Roman" w:hAnsi="Times New Roman" w:eastAsia="宋体"/>
+                <w:b w:val="0"/>
+                <w:color w:val="00B050"/>
+                <w:sz w:val="20"/>
+              </w:rPr>
+              <w:t>latitude / longitude / height</w:t>
+            </w:r>
+          </w:p>
+        </w:tc>
+        <w:tc>
+          <w:tcPr>
+            <w:tcW w:type="dxa" w:w="2880"/>
+          </w:tcPr>
+          <w:p>
+            <w:r>
+              <w:rPr>
+                <w:rFonts w:ascii="Times New Roman" w:hAnsi="Times New Roman" w:eastAsia="宋体"/>
+                <w:b w:val="0"/>
+                <w:color w:val="00B050"/>
+                <w:sz w:val="20"/>
+              </w:rPr>
+              <w:t>number</w:t>
+            </w:r>
+          </w:p>
+        </w:tc>
+        <w:tc>
+          <w:tcPr>
+            <w:tcW w:type="dxa" w:w="2880"/>
+          </w:tcPr>
+          <w:p>
+            <w:r>
+              <w:rPr>
+                <w:rFonts w:ascii="Times New Roman" w:hAnsi="Times New Roman" w:eastAsia="宋体"/>
+                <w:b w:val="0"/>
+                <w:color w:val="00B050"/>
+                <w:sz w:val="20"/>
+              </w:rPr>
+              <w:t>地图原点 WGS84 纬度/经度/椭球高(米)</w:t>
+            </w:r>
+          </w:p>
+        </w:tc>
+      </w:tr>
+      <w:tr>
+        <w:tc>
+          <w:tcPr>
+            <w:tcW w:type="dxa" w:w="2880"/>
+          </w:tcPr>
+          <w:p>
+            <w:r>
+              <w:rPr>
+                <w:rFonts w:ascii="Times New Roman" w:hAnsi="Times New Roman" w:eastAsia="宋体"/>
+                <w:b w:val="0"/>
+                <w:color w:val="00B050"/>
+                <w:sz w:val="20"/>
+              </w:rPr>
+              <w:t>gauss_yaw</w:t>
+            </w:r>
+          </w:p>
+        </w:tc>
+        <w:tc>
+          <w:tcPr>
+            <w:tcW w:type="dxa" w:w="2880"/>
+          </w:tcPr>
+          <w:p>
+            <w:r>
+              <w:rPr>
+                <w:rFonts w:ascii="Times New Roman" w:hAnsi="Times New Roman" w:eastAsia="宋体"/>
+                <w:b w:val="0"/>
+                <w:color w:val="00B050"/>
+                <w:sz w:val="20"/>
+              </w:rPr>
+              <w:t>number</w:t>
+            </w:r>
+          </w:p>
+        </w:tc>
+        <w:tc>
+          <w:tcPr>
+            <w:tcW w:type="dxa" w:w="2880"/>
+          </w:tcPr>
+          <w:p>
+            <w:r>
+              <w:rPr>
+                <w:rFonts w:ascii="Times New Roman" w:hAnsi="Times New Roman" w:eastAsia="宋体"/>
+                <w:b w:val="0"/>
+                <w:color w:val="00B050"/>
+                <w:sz w:val="20"/>
+              </w:rPr>
+              <w:t>建图时的高斯坐标系偏航角(度)</w:t>
+            </w:r>
+          </w:p>
+        </w:tc>
+      </w:tr>
+      <w:tr>
+        <w:tc>
+          <w:tcPr>
+            <w:tcW w:type="dxa" w:w="2880"/>
+          </w:tcPr>
+          <w:p>
+            <w:r>
+              <w:rPr>
+                <w:rFonts w:ascii="Times New Roman" w:hAnsi="Times New Roman" w:eastAsia="宋体"/>
+                <w:b w:val="0"/>
+                <w:color w:val="00B050"/>
+                <w:sz w:val="20"/>
+              </w:rPr>
+              <w:t>stamp</w:t>
+            </w:r>
+          </w:p>
+        </w:tc>
+        <w:tc>
+          <w:tcPr>
+            <w:tcW w:type="dxa" w:w="2880"/>
+          </w:tcPr>
+          <w:p>
+            <w:r>
+              <w:rPr>
+                <w:rFonts w:ascii="Times New Roman" w:hAnsi="Times New Roman" w:eastAsia="宋体"/>
+                <w:b w:val="0"/>
+                <w:color w:val="00B050"/>
+                <w:sz w:val="20"/>
+              </w:rPr>
+              <w:t>number</w:t>
+            </w:r>
+          </w:p>
+        </w:tc>
+        <w:tc>
+          <w:tcPr>
+            <w:tcW w:type="dxa" w:w="2880"/>
+          </w:tcPr>
+          <w:p>
+            <w:r>
+              <w:rPr>
+                <w:rFonts w:ascii="Times New Roman" w:hAnsi="Times New Roman" w:eastAsia="宋体"/>
+                <w:b w:val="0"/>
+                <w:color w:val="00B050"/>
+                <w:sz w:val="20"/>
+              </w:rPr>
+              <w:t>Unix秒(double)</w:t>
+            </w:r>
+          </w:p>
+        </w:tc>
+      </w:tr>
+    </w:tbl>
+    <w:p>
+      <w:r>
+        <w:rPr>
+          <w:rFonts w:ascii="Times New Roman" w:hAnsi="Times New Roman" w:eastAsia="宋体"/>
+          <w:b w:val="0"/>
+          <w:color w:val="00B050"/>
+          <w:sz w:val="24"/>
+        </w:rPr>
+        <w:t>说明：车端订阅 /signal，匹配 use_map/编号 时从 map_dir(launch可配) 读取 &lt;编号&gt;.mp 原点文件并上发；cmd/task start 带 map_name、安卓端选图均会触发。云平台可据此把 state/location 的局部坐标换算成经纬度</w:t>
+      </w:r>
+    </w:p>
+    <w:p>
+      <w:pPr>
         <w:pStyle w:val="Heading1"/>
       </w:pPr>
       <w:r>
@@ -3507,6 +3938,53 @@
                 <w:sz w:val="20"/>
               </w:rPr>
               <w:t>location_map 发布</w:t>
+            </w:r>
+          </w:p>
+        </w:tc>
+      </w:tr>
+      <w:tr>
+        <w:tc>
+          <w:tcPr>
+            <w:tcW w:type="dxa" w:w="2880"/>
+          </w:tcPr>
+          <w:p>
+            <w:r>
+              <w:rPr>
+                <w:rFonts w:ascii="Times New Roman" w:hAnsi="Times New Roman" w:eastAsia="宋体"/>
+                <w:b w:val="0"/>
+                <w:sz w:val="20"/>
+              </w:rPr>
+              <w:t>地图原点</w:t>
+            </w:r>
+          </w:p>
+        </w:tc>
+        <w:tc>
+          <w:tcPr>
+            <w:tcW w:type="dxa" w:w="2880"/>
+          </w:tcPr>
+          <w:p>
+            <w:r>
+              <w:rPr>
+                <w:rFonts w:ascii="Times New Roman" w:hAnsi="Times New Roman" w:eastAsia="宋体"/>
+                <w:b w:val="0"/>
+                <w:sz w:val="20"/>
+              </w:rPr>
+              <w:t>订阅 /signal，匹配 use_map/编号 时读取 map_dir/&lt;编号&gt;.mp，回传 state/map_origin</w:t>
+            </w:r>
+          </w:p>
+        </w:tc>
+        <w:tc>
+          <w:tcPr>
+            <w:tcW w:type="dxa" w:w="2880"/>
+          </w:tcPr>
+          <w:p>
+            <w:r>
+              <w:rPr>
+                <w:rFonts w:ascii="Times New Roman" w:hAnsi="Times New Roman" w:eastAsia="宋体"/>
+                <w:b w:val="0"/>
+                <w:sz w:val="20"/>
+              </w:rPr>
+              <w:t>cloud_bridge 直接读 fusion 的 .mp 原点文件</w:t>
             </w:r>
           </w:p>
         </w:tc>
